--- a/dsj2/products/demo/docs/evidence/commercial-acceptance/printing/ptm-card-short.docx
+++ b/dsj2/products/demo/docs/evidence/commercial-acceptance/printing/ptm-card-short.docx
@@ -1,6 +1,6 @@
 
 <file path=word/document.xml><?xml version="1.0" encoding="utf-8"?>
-<w:document xmlns:a="http://schemas.openxmlformats.org/drawingml/2006/main" xmlns:a14="http://schemas.microsoft.com/office/drawing/2010/main" xmlns:mc="http://schemas.openxmlformats.org/markup-compatibility/2006" xmlns:o="urn:schemas-microsoft-com:office:office" xmlns:v="urn:schemas-microsoft-com:vml" xmlns:w="http://schemas.openxmlformats.org/wordprocessingml/2006/main" xmlns:w10="urn:schemas-microsoft-com:office:word" xmlns:w14="http://schemas.microsoft.com/office/word/2010/wordml" xmlns:wp="http://schemas.openxmlformats.org/drawingml/2006/wordprocessingDrawing" xmlns:wp14="http://schemas.microsoft.com/office/word/2010/wordprocessingDrawing" xmlns:wps="http://schemas.microsoft.com/office/word/2010/wordprocessingShape" mc:Ignorable="w14 w15 w16se w16cid w16 w16cex w16sdtdh w16sdtfl w16du wp14">
+<w:document xmlns:a="http://schemas.openxmlformats.org/drawingml/2006/main" xmlns:a14="http://schemas.microsoft.com/office/drawing/2010/main" xmlns:mc="http://schemas.openxmlformats.org/markup-compatibility/2006" xmlns:o="urn:schemas-microsoft-com:office:office" xmlns:v="urn:schemas-microsoft-com:vml" xmlns:w="http://schemas.openxmlformats.org/wordprocessingml/2006/main" xmlns:w10="urn:schemas-microsoft-com:office:word" xmlns:w14="http://schemas.microsoft.com/office/word/2010/wordml" xmlns:wp="http://schemas.openxmlformats.org/drawingml/2006/wordprocessingDrawing" xmlns:wp14="http://schemas.microsoft.com/office/word/2010/wordprocessingDrawing" xmlns:wps="http://schemas.microsoft.com/office/word/2010/wordprocessingShape" mc:Ignorable="w14 wp14">
   <w:body>
     <w:p>
       <w:pPr>
@@ -86,55 +86,65 @@
             </w:pict>
           </mc:Fallback>
         </mc:AlternateContent>
-      </w:r>
-      <w:r>
-        <w:rPr>
-          <w:noProof/>
-          <w:sz w:val="10"/>
-          <w:lang w:val="en-US" w:eastAsia="en-US" w:bidi="ar-SA"/>
-        </w:rPr>
         <mc:AlternateContent>
           <mc:Choice Requires="wps">
             <w:drawing>
-              <wp:anchor distT="0" distB="0" distL="114300" distR="114300" simplePos="0" relativeHeight="251683840" behindDoc="1" locked="0" layoutInCell="1" allowOverlap="1" wp14:anchorId="3CFD48D1" wp14:editId="4E05830F">
+              <wp:anchor distT="0" distB="0" distL="114300" distR="114300" simplePos="0" relativeHeight="251710500" behindDoc="0" locked="0" layoutInCell="1" allowOverlap="1" wp14:anchorId="6307AE96" wp14:editId="C1A2E63E">
                 <wp:simplePos x="0" y="0"/>
                 <wp:positionH relativeFrom="column">
-                  <wp:posOffset>-457200</wp:posOffset>
+                  <wp:posOffset>17780</wp:posOffset>
                 </wp:positionH>
                 <wp:positionV relativeFrom="paragraph">
-                  <wp:posOffset>193675</wp:posOffset>
+                  <wp:posOffset>116840</wp:posOffset>
                 </wp:positionV>
-                <wp:extent cx="7867015" cy="112395"/>
-                <wp:effectExtent l="0" t="0" r="635" b="1905"/>
+                <wp:extent cx="6665595" cy="165100"/>
+                <wp:effectExtent l="0" t="0" r="27305" b="28575"/>
                 <wp:wrapNone/>
-                <wp:docPr id="8" name="Rectangle 43"/>
+                <wp:docPr id="900000000" name="IssuerStrip_0"/>
                 <wp:cNvGraphicFramePr>
                   <a:graphicFrameLocks/>
                 </wp:cNvGraphicFramePr>
                 <a:graphic>
                   <a:graphicData uri="http://schemas.microsoft.com/office/word/2010/wordprocessingShape">
                     <wps:wsp>
-                      <wps:cNvSpPr>
+                      <wps:cNvSpPr txBox="1">
                         <a:spLocks noChangeArrowheads="1"/>
                       </wps:cNvSpPr>
                       <wps:spPr bwMode="auto">
                         <a:xfrm>
                           <a:off x="0" y="0"/>
-                          <a:ext cx="7867015" cy="112395"/>
+                          <a:ext cx="6665595" cy="165100"/>
                         </a:xfrm>
                         <a:prstGeom prst="rect">
                           <a:avLst/>
                         </a:prstGeom>
                         <a:solidFill>
-                          <a:schemeClr val="bg1">
-                            <a:lumMod val="85000"/>
-                          </a:schemeClr>
+                          <a:srgbClr val="D8D8D8"/>
                         </a:solidFill>
                         <a:ln>
                           <a:noFill/>
                         </a:ln>
                       </wps:spPr>
-                      <wps:bodyPr rot="0" vert="horz" wrap="square" lIns="91440" tIns="45720" rIns="91440" bIns="45720" anchor="t" anchorCtr="0" upright="1">
+                      <wps:txbx>
+                        <w:txbxContent>
+                          <w:p>
+                            <w:pPr>
+                              <w:spacing w:before="0" w:after="0" w:line="180" w:lineRule="exact"/>
+                              <w:ind w:left="0" w:right="0" w:firstLine="0"/>
+                              <w:jc w:val="center"/>
+                            </w:pPr>
+                            <w:r>
+                              <w:rPr>
+                                <w:rFonts w:ascii="Liberation Serif" w:hAnsi="Liberation Serif" w:cs="Liberation Serif"/>
+                                <w:sz w:val="16"/>
+                                <w:szCs w:val="16"/>
+                              </w:rPr>
+                              <w:t>Учебный центр «Образец» / «Үлгі» оқу орталығы</w:t>
+                            </w:r>
+                          </w:p>
+                        </w:txbxContent>
+                      </wps:txbx>
+                      <wps:bodyPr rot="0" vert="horz" wrap="square" lIns="63500" tIns="12700" rIns="63500" bIns="12700" anchor="t" anchorCtr="0" upright="1">
                         <a:noAutofit/>
                       </wps:bodyPr>
                     </wps:wsp>
@@ -151,10 +161,37 @@
           </mc:Choice>
           <mc:Fallback>
             <w:pict>
-              <v:rect w14:anchorId="0EB65502" id="Rectangle 43" o:spid="_x0000_s1026" style="position:absolute;margin-left:-36pt;margin-top:15.25pt;width:619.45pt;height:8.85pt;z-index:-251632640;visibility:visible;mso-wrap-style:square;mso-width-percent:0;mso-height-percent:0;mso-wrap-distance-left:9pt;mso-wrap-distance-top:0;mso-wrap-distance-right:9pt;mso-wrap-distance-bottom:0;mso-position-horizontal:absolute;mso-position-horizontal-relative:text;mso-position-vertical:absolute;mso-position-vertical-relative:text;mso-width-percent:0;mso-height-percent:0;mso-width-relative:page;mso-height-relative:page;v-text-anchor:top" fillcolor="#d8d8d8 [2732]" stroked="f"/>
+              <v:rect w14:anchorId="2B69B989" id="IssuerStrip_0" o:spid="_x0000_s1026" style="position:absolute;margin-left:1.4pt;margin-top:9.2pt;width:524.85pt;height:13pt;z-index:251710500;visibility:visible;mso-wrap-style:square;mso-width-percent:0;mso-height-percent:0;mso-wrap-distance-left:9pt;mso-wrap-distance-top:0;mso-wrap-distance-right:9pt;mso-wrap-distance-bottom:0;mso-position-horizontal:absolute;mso-position-horizontal-relative:text;mso-position-vertical:absolute;mso-position-vertical-relative:text;mso-width-percent:0;mso-height-percent:0;mso-width-relative:page;mso-height-relative:page;v-text-anchor:top" filled="t" strokecolor="black [3213]" stroked="f" fillcolor="#d8d8d8">
+                <v:textbox inset="5pt,1pt,5pt,1pt">
+                  <w:txbxContent>
+                    <w:p>
+                      <w:pPr>
+                        <w:spacing w:before="0" w:after="0" w:line="180" w:lineRule="exact"/>
+                        <w:ind w:left="0" w:right="0" w:firstLine="0"/>
+                        <w:jc w:val="center"/>
+                      </w:pPr>
+                      <w:r>
+                        <w:rPr>
+                          <w:rFonts w:ascii="Liberation Serif" w:hAnsi="Liberation Serif" w:cs="Liberation Serif"/>
+                          <w:sz w:val="16"/>
+                          <w:szCs w:val="16"/>
+                        </w:rPr>
+                        <w:t>Учебный центр «Образец» / «Үлгі» оқу орталығы</w:t>
+                      </w:r>
+                    </w:p>
+                  </w:txbxContent>
+                </v:textbox>
+              </v:rect>
             </w:pict>
           </mc:Fallback>
         </mc:AlternateContent>
+      </w:r>
+      <w:r>
+        <w:rPr>
+          <w:noProof/>
+          <w:sz w:val="10"/>
+          <w:lang w:val="en-US" w:eastAsia="en-US" w:bidi="ar-SA"/>
+        </w:rPr>
       </w:r>
       <w:r>
         <w:pict>
@@ -202,12 +239,12 @@
                     <wp:anchor distT="0" distB="0" distL="114300" distR="114300" simplePos="0" relativeHeight="251670528" behindDoc="1" locked="0" layoutInCell="1" allowOverlap="1" wp14:anchorId="67C84255" wp14:editId="3A163134">
                       <wp:simplePos x="0" y="0"/>
                       <wp:positionH relativeFrom="column">
-                        <wp:posOffset>427990</wp:posOffset>
+                        <wp:posOffset>504190</wp:posOffset>
                       </wp:positionH>
                       <wp:positionV relativeFrom="paragraph">
                         <wp:posOffset>161925</wp:posOffset>
                       </wp:positionV>
-                      <wp:extent cx="3228975" cy="1917700"/>
+                      <wp:extent cx="3152775" cy="1917700"/>
                       <wp:effectExtent l="0" t="0" r="9525" b="6350"/>
                       <wp:wrapNone/>
                       <wp:docPr id="6" name="Text Box 30" descr=""/>
@@ -223,7 +260,7 @@
                             <wps:spPr bwMode="auto">
                               <a:xfrm>
                                 <a:off x="0" y="0"/>
-                                <a:ext cx="3228975" cy="1917700"/>
+                                <a:ext cx="3152775" cy="1917700"/>
                               </a:xfrm>
                               <a:prstGeom prst="rect">
                                 <a:avLst/>
@@ -256,17 +293,22 @@
                               <w:txbxContent>
                                 <w:p>
                                   <w:pPr>
-                                    <w:spacing w:before="0" w:after="0" w:line="180" w:lineRule="exact"/>
-                                    <w:ind w:left="360" w:right="0" w:firstLine="0"/>
-                                    <w:jc w:val="left"/>
+                                    <w:tabs>
+                                      <w:tab w:val="left" w:pos="2771"/>
+                                      <w:tab w:val="left" w:pos="4253"/>
+                                    </w:tabs>
+                                    <w:spacing w:before="19" w:line="180" w:lineRule="auto"/>
+                                    <w:ind w:right="400"/>
+                                    <w:jc w:val="center"/>
+                                    <w:rPr>
+                                      <w:b/>
+                                      <w:color w:val="151616"/>
+                                      <w:sz w:val="16"/>
+                                      <w:lang w:val="ru-RU"/>
+                                    </w:rPr>
                                   </w:pPr>
                                   <w:r>
-                                    <w:rPr>
-                                      <w:rFonts w:ascii="Liberation Serif" w:hAnsi="Liberation Serif" w:cs="Liberation Serif"/>
-                                      <w:sz w:val="16"/>
-                                      <w:szCs w:val="16"/>
-                                    </w:rPr>
-                                    <w:t>Учебный центр «Образец»</w:t>
+                                    <w:br/>
                                   </w:r>
                                 </w:p>
                                 <w:p>
@@ -278,9 +320,9 @@
                                   <w:r>
                                     <w:rPr>
                                       <w:rFonts w:ascii="Liberation Serif" w:hAnsi="Liberation Serif" w:cs="Liberation Serif"/>
+                                      <w:b/>
                                       <w:sz w:val="16"/>
                                       <w:szCs w:val="16"/>
-                                      <w:b/>
                                     </w:rPr>
                                     <w:t>Өрт-техникалық минимум бойынша біліктілік куәлігі / Удостоверение по пожарно-техническому минимуму № ТЕСТ-00001</w:t>
                                   </w:r>
@@ -383,22 +425,27 @@
                       <v:stroke joinstyle="miter"/>
                       <v:path gradientshapeok="t" o:connecttype="rect"/>
                     </v:shapetype>
-                    <v:shape id="Text Box 30" o:spid="_x0000_s1026" type="#_x0000_t202" alt="Подпись: №  КУƏЛІГІ УДОСТОВЕРЕНИЕ №    &#10;Берілді _____________________________________________________&#10;Выдано                                                     (ТАƏ) (ФИО)&#10;   &#10;(жұмыс орны, лауазымы) (место работы, должность)&#10;&#10;                                                  Лауазымы &#10;                                                  Должность &#10;Жұмыс  орны  &#10; Место работы   &#10;" style="position:absolute;margin-left:33.7pt;margin-top:12.75pt;width:254.25pt;height:151pt;z-index:-251645952;visibility:visible;mso-wrap-style:square;mso-width-percent:0;mso-height-percent:0;mso-wrap-distance-left:9pt;mso-wrap-distance-top:0;mso-wrap-distance-right:9pt;mso-wrap-distance-bottom:0;mso-position-horizontal:absolute;mso-position-horizontal-relative:text;mso-position-vertical:absolute;mso-position-vertical-relative:text;mso-width-percent:0;mso-height-percent:0;mso-width-relative:page;mso-height-relative:page;v-text-anchor:top" filled="f" stroked="f">
+                    <v:shape id="Text Box 30" o:spid="_x0000_s1026" type="#_x0000_t202" alt="Подпись: №  КУƏЛІГІ УДОСТОВЕРЕНИЕ №    &#10;Берілді _____________________________________________________&#10;Выдано                                                     (ТАƏ) (ФИО)&#10;   &#10;(жұмыс орны, лауазымы) (место работы, должность)&#10;&#10;                                                  Лауазымы &#10;                                                  Должность &#10;Жұмыс  орны  &#10; Место работы   &#10;" style="position:absolute;margin-left:39.7pt;margin-top:12.75pt;width:248.25pt;height:151pt;z-index:-251645952;visibility:visible;mso-wrap-style:square;mso-width-percent:0;mso-height-percent:0;mso-wrap-distance-left:9pt;mso-wrap-distance-top:0;mso-wrap-distance-right:9pt;mso-wrap-distance-bottom:0;mso-position-horizontal:absolute;mso-position-horizontal-relative:text;mso-position-vertical:absolute;mso-position-vertical-relative:text;mso-width-percent:0;mso-height-percent:0;mso-width-relative:page;mso-height-relative:page;v-text-anchor:top" filled="f" stroked="f">
                       <v:textbox inset="0,0,0,0">
                         <w:txbxContent>
                           <w:p>
                             <w:pPr>
-                              <w:spacing w:before="0" w:after="0" w:line="180" w:lineRule="exact"/>
-                              <w:ind w:left="360" w:right="0" w:firstLine="0"/>
-                              <w:jc w:val="left"/>
+                              <w:tabs>
+                                <w:tab w:val="left" w:pos="2771"/>
+                                <w:tab w:val="left" w:pos="4253"/>
+                              </w:tabs>
+                              <w:spacing w:before="19" w:line="180" w:lineRule="auto"/>
+                              <w:ind w:right="400"/>
+                              <w:jc w:val="center"/>
+                              <w:rPr>
+                                <w:b/>
+                                <w:color w:val="151616"/>
+                                <w:sz w:val="16"/>
+                                <w:lang w:val="ru-RU"/>
+                              </w:rPr>
                             </w:pPr>
                             <w:r>
-                              <w:rPr>
-                                <w:rFonts w:ascii="Liberation Serif" w:hAnsi="Liberation Serif" w:cs="Liberation Serif"/>
-                                <w:sz w:val="16"/>
-                                <w:szCs w:val="16"/>
-                              </w:rPr>
-                              <w:t>Учебный центр «Образец»</w:t>
+                              <w:br/>
                             </w:r>
                           </w:p>
                           <w:p>
@@ -410,9 +457,9 @@
                             <w:r>
                               <w:rPr>
                                 <w:rFonts w:ascii="Liberation Serif" w:hAnsi="Liberation Serif" w:cs="Liberation Serif"/>
+                                <w:b/>
                                 <w:sz w:val="16"/>
                                 <w:szCs w:val="16"/>
-                                <w:b/>
                               </w:rPr>
                               <w:t>Өрт-техникалық минимум бойынша біліктілік куәлігі / Удостоверение по пожарно-техническому минимуму № ТЕСТ-00001</w:t>
                             </w:r>
@@ -504,7 +551,7 @@
                 <w:color w:val="00B0F0"/>
                 <w:sz w:val="10"/>
               </w:rPr>
-              <w:t xml:space="preserve">Учебный центр «Образец»</w:t>
+              <w:t xml:space="preserve"/>
             </w:r>
             <w:r>
               <w:rPr>
@@ -1385,7 +1432,7 @@
                                 <w:sz w:val="16"/>
                                 <w:szCs w:val="16"/>
                               </w:rPr>
-                              <w:t>Руководитель учебного центра (ТАƏ) (ФИО)</w:t>
+                              <w:t>Руководитель учебного центра (ТАӘ) (ФИО)</w:t>
                             </w:r>
                           </w:p>
                           <w:p>
@@ -1587,7 +1634,7 @@
                           <w:sz w:val="16"/>
                           <w:szCs w:val="16"/>
                         </w:rPr>
-                        <w:t>Руководитель учебного центра (ТАƏ) (ФИО)</w:t>
+                        <w:t>Руководитель учебного центра (ТАӘ) (ФИО)</w:t>
                       </w:r>
                     </w:p>
                     <w:p>
@@ -2060,8 +2107,8 @@
     </w:pPr>
     <w:r>
       <w:rPr>
+        <w:color w:val="9C2020"/>
         <w:sz w:val="14"/>
-        <w:color w:val="9C2020"/>
       </w:rPr>
       <w:t>ДЕМО — НЕ ЯВЛЯЕТСЯ ВЫДАННЫМ ДОКУМЕНТОМ</w:t>
     </w:r>
